--- a/T&C/General T&C/Vers 9 - Multilanguage - Q4 2026/9_Termini_e_Condizioni_Generali_Fleequid_F0009_2026_EN.docx
+++ b/T&C/General T&C/Vers 9 - Multilanguage - Q4 2026/9_Termini_e_Condizioni_Generali_Fleequid_F0009_2026_EN.docx
@@ -791,7 +791,7 @@
                 <w:noProof/>
                 <w:webHidden/>
               </w:rPr>
-              <w:t>25</w:t>
+              <w:t>26</w:t>
             </w:r>
             <w:r>
               <w:rPr>
@@ -1076,7 +1076,7 @@
                 <w:noProof/>
                 <w:webHidden/>
               </w:rPr>
-              <w:t>37</w:t>
+              <w:t>38</w:t>
             </w:r>
             <w:r>
               <w:rPr>
@@ -1171,7 +1171,7 @@
                 <w:noProof/>
                 <w:webHidden/>
               </w:rPr>
-              <w:t>40</w:t>
+              <w:t>41</w:t>
             </w:r>
             <w:r>
               <w:rPr>
@@ -1266,7 +1266,7 @@
                 <w:noProof/>
                 <w:webHidden/>
               </w:rPr>
-              <w:t>43</w:t>
+              <w:t>44</w:t>
             </w:r>
             <w:r>
               <w:rPr>
@@ -1314,7 +1314,7 @@
                 <w:smallCaps/>
                 <w:noProof/>
               </w:rPr>
-              <w:t>Deferred Sale: advance payment and Vehicle temporarily in use by the Seller.</w:t>
+              <w:t>Deferred Sale: Advance Payment and Vehicle temporarily in use by the Seller.</w:t>
             </w:r>
             <w:r>
               <w:rPr>
@@ -1741,7 +1741,7 @@
                 <w:noProof/>
                 <w:webHidden/>
               </w:rPr>
-              <w:t>70</w:t>
+              <w:t>71</w:t>
             </w:r>
             <w:r>
               <w:rPr>
@@ -1931,7 +1931,7 @@
                 <w:noProof/>
                 <w:webHidden/>
               </w:rPr>
-              <w:t>81</w:t>
+              <w:t>82</w:t>
             </w:r>
             <w:r>
               <w:rPr>
@@ -2025,7 +2025,7 @@
                 <w:noProof/>
                 <w:webHidden/>
               </w:rPr>
-              <w:t>86</w:t>
+              <w:t>87</w:t>
             </w:r>
             <w:r>
               <w:rPr>
@@ -2310,7 +2310,7 @@
                 <w:noProof/>
                 <w:webHidden/>
               </w:rPr>
-              <w:t>91</w:t>
+              <w:t>92</w:t>
             </w:r>
             <w:r>
               <w:rPr>
@@ -3497,7 +3497,7 @@
           <w:sz w:val="20"/>
           <w:szCs w:val="20"/>
         </w:rPr>
-        <w:t>, owner of the Fleequid® trademark. The term may also refer to other legal entities, affiliated with or designated by Adorea S.r.l. for the marketing of Vehicles, in accordance with Art. 2.9. Fleequid operates the Marketplace and makes the Services available; the capacity in which it acts in the individual transaction depends on the applicable Sales Model and, in the Commission Sale, on the chosen method of performance, in accordance with Arts. 2.3-2.8, 3, 17 and 18. Fleequid's position with regard to Vehicles qualifying as ELVs or otherwise as waste is governed by Arts. 16.13 and 18.8.</w:t>
+        <w:t>, owner of the Fleequid® trademark. The term may also refer to other legal entities, affiliated with or designated by Adorea S.r.l. for the purchase and sale of Vehicles, in accordance with Art. 2.9. Fleequid operates the Marketplace and makes the Services available; the capacity in which it acts in the individual transaction depends on the applicable Sales Model and, in the Commission Sale, on the chosen method of performance, in accordance with Arts. 2.3-2.8, 3, 17 and 18. Fleequid's position with regard to Vehicles qualifying as ELVs or otherwise as waste is governed by Arts. 16.13 and 18.8.</w:t>
       </w:r>
     </w:p>
     <w:p>
@@ -5291,7 +5291,7 @@
           <w:sz w:val="20"/>
           <w:szCs w:val="20"/>
         </w:rPr>
-        <w:t>Any reference in these GTC to ‘</w:t>
+        <w:t>Unless the individual provision expressly provides for a time limit in calendar days, any reference in these GTC to ‘</w:t>
       </w:r>
       <w:r>
         <w:rPr>
@@ -5621,7 +5621,7 @@
           <w:sz w:val="20"/>
           <w:szCs w:val="20"/>
         </w:rPr>
-        <w:t>In the context of the Commission Sale, Fleequid may, at its sole discretion, decide not to carry out the Resale and to perform the commissioned sale as a Pure Intermediary, allowing the transfer of the Vehicle and the related invoicing to take place directly from the Seller to the Buyer. In such case the sale of the Vehicle is concluded directly between the Seller and the Buyer; Fleequid does not conclude it, either in its own name or as a party, does not purchase the Vehicle, not even temporarily, does not take on the role of seller, not even of formal seller, and the price of the Vehicle is paid by the Buyer directly to the Seller; Fleequid retains the right to the Commissions due from both Parties and to the Fees in accordance with these General Terms and Conditions. Operation as a Pure Intermediary constitutes an internal method of performance of the Commission Sale pursuant to Art. 2.3 and not a separate Sales Model. The right of choice provided for in this paragraph is exercised in accordance with Arts. 3.2, 3.5 and 17.1 and is made known and accepted in advance pursuant to Art. 3.2, letter a).</w:t>
+        <w:t>In the context of the Commission Sale, Fleequid may, at its sole discretion, decide not to carry out the Resale and to perform the commissioned sale as a Pure Intermediary, allowing the transfer of the Vehicle and the related invoicing to take place directly from the Seller to the Buyer. In such case the sale of the Vehicle is concluded directly between the Seller and the Buyer; Fleequid does not conclude it, either in its own name or as a party, does not purchase the Vehicle, not even temporarily, does not take on the role of seller, not even of formal seller, and the price of the Vehicle is paid by the Buyer directly to the Seller; Fleequid retains the right to the Commissions due from both Parties and to the Fees in accordance with these General Terms and Conditions. Operation as a Pure Intermediary constitutes an internal method of performance of the Commission Sale pursuant to Art. 2.3 and not a separate Sales Model. The right of choice provided for in this paragraph is exercised in accordance with Arts. 3.2, 3.5 and 17.1, is made known in advance pursuant to Art. 3.2, letter a) and is accepted by adhering to these GTC.</w:t>
       </w:r>
     </w:p>
     <w:p>
@@ -6188,7 +6188,7 @@
           <w:sz w:val="20"/>
           <w:szCs w:val="20"/>
         </w:rPr>
-        <w:t>Fleequid reserves the right to modify unilaterally the General Terms and Conditions and the Fleequid Fee Schedule at its discretion at any time, including in order to introduce new products or Services, to adapt the operating procedures of the Marketplace or to comply with legal or regulatory provisions or with measures of the competent authorities. Changes shall be notified to Users in a clear and understandable manner at least 30 (thirty) days before they come into effect, unless the User has expressly accepted them before the end of this period. Fleequid keeps an archive of previous versions of the General Terms and Conditions and of the Fleequid Fee Schedule, which can be accessed by contacting customer support. Changes may be communicated using one or more of the following tools: a) e-mail to the e-mail address associated with the User's profile, containing a summary of the changes and a link to the updated texts; b) notification displayed when the User next logs in to the Marketplace; c) publication of a notice on the homepage of the Fleequid website, with a link to the updated texts. A User who does not intend to accept the changes may withdraw without incurring penalties within 30 (thirty) days of the communication and in any case of the publication of the updated General Terms and Conditions on the Marketplace, by written communication to the e-mail address withdrawal@fleequid.com. The changes apply to the Sales Events and transactions commenced after their entry into effect; the Sales Events and transactions already in progress, as well as those for which the Binding Agreement has already been concluded, shall continue to be governed until their completion by the General Terms and Conditions and the Fleequid Fee Schedule in force at the time the relevant Event or transaction commenced, save as provided for in Art. 4.9. Upon receipt of the withdrawal notice, Fleequid shall delete the User's profile in accordance with Art. 5.11. Users are required to check the version of the General Terms and Conditions and of the Fleequid Fee Schedule in force before making a Bid, by consulting the appropriate section of the Marketplace. Once the notice period has elapsed, continued use of the Marketplace or of Fleequid's Services entails acceptance of the changes that have come into effect. In the event of a dispute regarding the version or applicability of the General Terms and Conditions to the Contract, Users must demonstrate that, despite all reasonable efforts, they have been unable to view the applicable General Terms and Conditions despite consulting the appropriate section of the Marketplace and making a timely written request to Fleequid, before raising any objection, question or complaint in this regard.</w:t>
+        <w:t>Fleequid reserves the right to modify unilaterally the General Terms and Conditions and the Fleequid Fee Schedule at its discretion at any time, including in order to introduce new products or Services, to adapt the operating procedures of the Marketplace or to comply with legal or regulatory provisions or with measures of the competent authorities. Changes shall be notified to Users in a clear and understandable manner at least 30 (thirty) calendar days before they come into effect, unless the User has expressly accepted them before the end of this period. Fleequid keeps an archive of previous versions of the General Terms and Conditions and of the Fleequid Fee Schedule, which can be accessed by contacting customer support. Changes may be communicated using one or more of the following tools: a) e-mail to the e-mail address associated with the User's profile, containing a summary of the changes and a link to the updated texts; b) notification displayed when the User next logs in to the Marketplace; c) publication of a notice on the homepage of the Fleequid website, with a link to the updated texts. A User who does not intend to accept the changes may withdraw without incurring penalties within 30 (thirty) calendar days of the communication and in any case of the publication of the updated General Terms and Conditions on the Marketplace, by written communication to the e-mail address withdrawal@fleequid.com. The changes apply to the Sales Events and transactions commenced after their entry into effect; the Sales Events and transactions already in progress, as well as those for which the Binding Agreement has already been concluded, shall continue to be governed until their completion by the General Terms and Conditions and the Fleequid Fee Schedule in force at the time the relevant Event or transaction commenced, save as provided for in Art. 4.9. Upon receipt of the withdrawal notice, Fleequid shall delete the User's profile in accordance with Art. 5.11. Users are required to check the version of the General Terms and Conditions and of the Fleequid Fee Schedule in force before making a Bid, by consulting the appropriate section of the Marketplace. Once the notice period has elapsed, continued use of the Marketplace or of Fleequid's Services entails acceptance of the changes that have come into effect. In the event of a dispute regarding the version or applicability of the General Terms and Conditions to the Contract, Users must demonstrate that, despite all reasonable efforts, they have been unable to view the applicable General Terms and Conditions despite consulting the appropriate section of the Marketplace and making a timely written request to Fleequid, before raising any objection, question or complaint in this regard.</w:t>
       </w:r>
     </w:p>
     <w:p>
@@ -6680,7 +6680,7 @@
           <w:sz w:val="20"/>
           <w:szCs w:val="20"/>
         </w:rPr>
-        <w:t>Fleequid shall promptly communicate to the User in writing the measures taken pursuant to Art. 5.5 above, stating the reasons for them. Depending on the nature and seriousness of the circumstances found, Fleequid may immediately take the measures necessary to bring to an end or contain the situation complained of, or call on the User to remedy it within a period of 30 (thirty) days. If that period expires without the situation having been remedied, Fleequid may suspend or block the User's profile, including for an indefinite period, or restrict the User's access to the Marketplace and to the related Services. The said period shall not apply where: a) Fleequid is required to comply with a legal or regulatory obligation or with an order of the competent authority which requires the immediate cessation or restriction of the supply of Vehicles or Services to the User; b) the conditions are met for the immediate termination of the Contract under the law or these General Terms and Conditions; c) the User has repeatedly breached the rules of use of the Marketplace; d) the data or content attributable to the User is unlawful or inappropriate, or the User's conduct may compromise the security or proper functioning of the Marketplace, of Fleequid or of the other Users; e) the conduct is connected with fraud, counterfeiting, infringements relating to personal data, spam or other unlawful or abusive activities. In such cases Fleequid may take the measure without prior formal warning, while still providing the User with the reasons for it. The User Classification referred to in Art. 6 does not constitute a measure within the meaning of this paragraph and is not subject to the procedure provided for herein. Likewise, the restriction or suspension of the operation of the account ordered in respect of a Buyer who is in delay or in default pursuant to Art. 12.10 constitutes an independent measure, governed by that provision, is not absorbed into the procedure provided for in this paragraph and is not subject to the related conditions and time limits.</w:t>
+        <w:t>Fleequid shall promptly communicate to the User in writing the measures taken pursuant to Art. 5.5 above, stating the reasons for them. Depending on the nature and seriousness of the circumstances found, Fleequid may immediately take the measures necessary to bring to an end or contain the situation complained of, or call on the User to remedy it within a period of 30 (thirty) days. If that period expires without the situation having been remedied, Fleequid may suspend or block the User's profile, including for an indefinite period, or restrict the User's access to the Marketplace and to the related Services. The said period shall not apply where: a) Fleequid is required to comply with a legal or regulatory obligation or with an order of the competent authority which requires the immediate cessation or restriction of the supply of Vehicles or Services to the User; b) the conditions are met for the immediate termination of the Contract under the law or these General Terms and Conditions; c) the User has repeatedly breached the rules of use of the Marketplace; d) the data or content attributable to the User is unlawful or inappropriate, or the User's conduct may compromise the security or proper functioning of the Marketplace, of Fleequid or of the other Users; e) the conduct is connected with fraud, counterfeiting, infringements relating to personal data, spam or other unlawful or abusive activities. In such cases Fleequid may take the measure without prior formal warning, while still providing the User with the reasons for it. The User Classification referred to in Art. 6 does not constitute a measure within the meaning of this paragraph and is not subject to the procedure provided for herein. Likewise, the restriction or suspension of the operation of the profile ordered in respect of a Buyer who is in delay or in default pursuant to Art. 12.10 constitutes an independent measure, governed by that provision, is not absorbed into the procedure provided for in this paragraph and is not subject to the related conditions and time limits.</w:t>
       </w:r>
     </w:p>
     <w:p>
@@ -6780,7 +6780,7 @@
           <w:sz w:val="20"/>
           <w:szCs w:val="20"/>
         </w:rPr>
-        <w:t>. This system is structured in accordance with Art. 11 of Regulation (EU) 2019/1150, which Fleequid also applies on a voluntary basis where it is not directly applicable. Pursuant to Art. 12 of the aforementioned Regulation, any dispute relating to the application of the provisions of this article shall be devolved to a mediation attempt by the Mediation Chamber at the Chamber of Commerce of Como, with which Fleequid declares its intention to collaborate, for the purposes of a mediation attempt managed with a natural person mediator designated and operating according to the provisions of the mediation regulation of the said Chamber of Commerce, which the User can consult in the relevant section of its institutional website. The rules governing the complaint procedure relating to Vehicles referred to in Art. 20 remain unaffected.</w:t>
+        <w:t>. This system is structured in accordance with Art. 11 of Regulation (EU) 2019/1150, which Fleequid also applies on a voluntary basis where it is not directly applicable. Pursuant to Art. 12 of the aforementioned Regulation, disputes relating to access to the Marketplace, to its use and to the measures of restriction, suspension or termination of the User's access or operation taken by Fleequid pursuant to this article shall be devolved to a mediation attempt by the Mediation Chamber at the Chamber of Commerce of Como, with which Fleequid declares its intention to collaborate, for the purposes of a mediation attempt managed with a natural person mediator designated and operating according to the provisions of the mediation regulation of the said Chamber of Commerce, which the User can consult in the relevant section of its institutional website. The rules governing the complaint procedure relating to Vehicles referred to in Art. 20 remain unaffected and independent, and the mediation attempt referred to in this paragraph does not apply to that procedure unless the dispute also concerns, independently, one of the matters indicated in the preceding sentence.</w:t>
       </w:r>
     </w:p>
     <w:p>
@@ -6952,7 +6952,7 @@
           <w:sz w:val="20"/>
           <w:szCs w:val="20"/>
         </w:rPr>
-        <w:t>The amount of the Security Deposit is determined by Fleequid according to the Sales Event, the characteristics and economic value of the Vehicle, the risk associated with the specific transaction and, where applicable, the User Classification. These General Terms and Conditions do not set a rigid and uniform standard amount. Without prejudice to the conditions ordinarily applied and to any preferential terms or exemptions granted by Fleequid, the User Classification may entail the application of differentiated deposit regimes, arranged according to the type of Vehicle and of Sales Event and ordinarily structured as follows: (i) first-level deposit regime: €2,000.00 for Vehicles intended for scrapping; €1,000.00 for 1 Euro Auctions; €1,000.00 for Vehicles with a Reserve Price of up to €50,000.00; €2,000.00 for Vehicles with a Reserve Price exceeding €50,000.00; (ii) second-level deposit regime: €2,000.00 for any Sales Event. The application of one of the above regimes, or of a different amount determined pursuant to the first sentence, does not require any specific title or designation to be assigned or communicated to the User, without prejudice to the provisions of Art. 6.1 concerning the prior disclosure of the payment obligation and of the relevant amount, which shall in any case prevail over the amounts ordinarily applied.</w:t>
+        <w:t>The amount of the Security Deposit is determined by Fleequid according to the Sales Event, the characteristics and economic value of the Vehicle, the risk associated with the specific transaction and, where applicable, the User Classification. These General Terms and Conditions do not set a rigid and uniform standard amount. Without prejudice to the conditions ordinarily applied and to any preferential terms or exemptions granted by Fleequid, the User Classification may entail the application of differentiated deposit regimes, arranged according to the type of Vehicle and of Sales Event and ordinarily structured as follows: (i) first-level deposit regime: €2,000.00 for Vehicles intended for scrapping; €1,000.00 for 1 Euro Auctions; €1,000.00 for Vehicles with a Reserve Price of up to €50,000.00; €2,000.00 for Vehicles with a Reserve Price exceeding €50,000.00; (ii) second-level deposit regime: €2,000.00 for any Sales Event. The application of one of the above regimes, or of a different amount determined pursuant to the first sentence, does not require any specific title or designation to be assigned or communicated to the User, without prejudice to the provisions of Art. 6.1 concerning the prior disclosure of the payment obligation and of the relevant amount; the obligation and the amount actually made known to the Bidder pursuant to Art. 6.1 shall in any case prevail over the amounts ordinarily applied.</w:t>
       </w:r>
     </w:p>
     <w:p>
@@ -7129,7 +7129,7 @@
           <w:sz w:val="20"/>
           <w:szCs w:val="20"/>
         </w:rPr>
-        <w:t xml:space="preserve">When registering on the Fleequid Marketplace, registered Users declare that they have read the Privacy Policy in compliance with the laws in force and with the requirements of Art. 13 of Regulation (EU) 2016/679 (GDPR), which can be found at the following address: </w:t>
+        <w:t xml:space="preserve">When registering on the Fleequid Marketplace, registered Users declare that they have read the Privacy Policy, which can be found at the following address: </w:t>
       </w:r>
       <w:hyperlink r:id="rId16" w:history="1">
         <w:r>
@@ -7142,7 +7142,7 @@
           <w:sz w:val="20"/>
           <w:szCs w:val="20"/>
         </w:rPr>
-        <w:t>. Personal data is processed in compliance with all precautionary measures to ensure its security and confidentiality, in accordance with the provisions of the GDPR, for the purposes indicated in this Privacy Policy, which also indicates and clarifies the rights of data subjects and the procedures they can activate in relation to their personal data.</w:t>
+        <w:t>, in compliance with the laws in force and with the requirements of Art. 13 of Regulation (EU) 2016/679 (GDPR). Personal data is processed in compliance with all precautionary measures to ensure its security and confidentiality, in accordance with the provisions of the GDPR, for the purposes indicated in this Privacy Policy, which also indicates and clarifies the rights of data subjects and the procedures they can activate in relation to their personal data.</w:t>
       </w:r>
     </w:p>
     <w:p>
@@ -7516,7 +7516,7 @@
           <w:sz w:val="20"/>
           <w:szCs w:val="20"/>
         </w:rPr>
-        <w:t>Once the marketing commitment undertaken pursuant to Art. 8.8 has ended, if the Vehicle has not been sold, the Seller may proceed with its sale independently through any other channel, without any minimum price constraint and to any party, without prejudice to any obligations to transfer the Vehicle that have already arisen or are still pending in relation to a specific transaction and, in particular, in the context of Dealer Sales. The Seller remains under the obligation not to use information, contacts or business opportunities acquired through the Marketplace or through Fleequid for the purpose of concluding, directly or indirectly, transactions intended to circumvent Fleequid's involvement. Such obligation continues for 24 (twenty-four) months from the first publication of the Listing relating to the Vehicle on the Marketplace or, where no publication of a Listing is envisaged, from the first marketing activity in respect of the Vehicle carried out by Fleequid. In the event of breach, Fleequid is entitled to charge the Seller the penalty determined in accordance with the criterion provided for in Art. 8.9. Where the Seller, when required to transfer the Vehicle under the applicable Sales Model and these General Terms and Conditions, refuses without justification to transfer ownership thereof: a) to Fleequid, in the context of the Commission Sale performed by means of Resale, the Seller shall pay a penalty equal to 30% of the Sale Price to the Buyer; b) to Fleequid, in the context of Dealer Sales, the Seller shall pay a penalty equal to 30% of the Purchase Price due from Fleequid to the Seller; c) directly to the Buyer, where Fleequid acts as a Pure Intermediary pursuant to Art. 2.6, the Seller shall pay Fleequid a penalty equal to 30% of the Sale Price to the Buyer. For the purposes of this paragraph, refusal is deemed to have occurred when it is evidenced by a statement by the Seller or by conduct on its part unequivocally incompatible with performance or, failing that, when the Seller fails to perform the specific obligation within 10 (ten) days of the written formal notice by which Fleequid has called upon it to perform. This is without prejudice to Fleequid's right to compensation for any further damage and, where the Sales Contract is concluded directly between the Seller and the Buyer, to any right and remedy available to the latter. In Dealer Sales the further damage recoverable by Fleequid also includes the amounts that it is required to pay to its own Buyer as a consequence of the Seller's breach, as well as the related refunds, penalties, costs and expenses. The further remedies provided for in these General Terms and Conditions also remain unaffected, including those referred to in Arts. 16.9 and 17.8 and, where Fleequid acts as a Pure Intermediary, in Art. 17.14, subject to the coordination of the related penalties in accordance with Art. 15.8. In particular, where the sale of the Vehicle to third parties or other equivalent conduct engaged in during Optioned Status simultaneously constitutes the breach of exclusivity referred to in Art. 8.9, the refusal to transfer ownership governed by this paragraph or the failure to make the Vehicle available or to deliver it referred to in Art. 16.9, the related penalties are not cumulative when they arise from the same underlying fact and protect the same interest: one penalty only applies, identified, in application of the criterion referred to in Art. 15.8, in the following order: (i) the penalty provided for in this paragraph, where the conduct constitutes refusal to transfer ownership according to the criteria indicated above; (ii) failing refusal, the penalties provided for in Art. 16.9, where the conduct results in the failure to make the Vehicle available or to deliver it, followed by the Cancellation of the Sale; (iii) in other cases, the penalty provided for in Art. 8.9 for breach of exclusivity; without prejudice to consequences that are not in the nature of a penalty and to those arising from materially distinct facts.</w:t>
+        <w:t>Once the marketing commitment undertaken pursuant to Art. 8.8 has ended, if the Vehicle has not been sold, the Seller may proceed with its sale independently through any other channel, without any minimum price constraint and to any party, without prejudice to any obligations to transfer the Vehicle that have already arisen or are still pending in relation to a specific transaction and, in particular, in the context of Dealer Sales. The Seller remains under the obligation not to use information, contacts or business opportunities acquired through the Marketplace or through Fleequid for the purpose of concluding, directly or indirectly, transactions intended to circumvent Fleequid's involvement. Such obligation continues for 24 (twenty-four) months from the first publication of the Listing relating to the Vehicle on the Marketplace or, where no publication of a Listing is envisaged, from the first marketing activity in respect of the Vehicle carried out by Fleequid. In the event of breach, Fleequid is entitled to charge the Seller the penalty determined in accordance with the criterion provided for in Art. 8.9. Where the Seller, when required to transfer the Vehicle under the applicable Sales Model and these General Terms and Conditions, refuses without justification to transfer ownership thereof: a) to Fleequid, in the context of the Commission Sale performed by means of Resale, the Seller shall pay the latter a penalty equal to 30% of the Sale Price to the Buyer; b) to Fleequid, in the context of Dealer Sales, the Seller shall pay the latter a penalty equal to 30% of the Purchase Price due from Fleequid to the Seller; c) directly to the Buyer, where Fleequid acts as a Pure Intermediary pursuant to Art. 2.6, the Seller shall pay Fleequid a penalty equal to 30% of the Sale Price to the Buyer. For the purposes of this paragraph, refusal is deemed to have occurred when it is evidenced by a statement by the Seller or by conduct on its part unequivocally incompatible with performance or, failing that, when the Seller fails to perform the specific obligation within 10 (ten) days of the written formal notice by which Fleequid has called upon it to perform. This is without prejudice to Fleequid's right to compensation for any further damage and, where the Sales Contract is concluded directly between the Seller and the Buyer, to any right and remedy available to the latter. In Dealer Sales the further damage recoverable by Fleequid also includes the amounts that it is required to pay to its own Buyer as a consequence of the Seller's breach, as well as the related refunds, penalties, costs and expenses. The further remedies provided for in these General Terms and Conditions also remain unaffected, including those referred to in Arts. 16.9 and 17.8 and, where Fleequid acts as a Pure Intermediary, in Art. 17.14, subject to the coordination of the related penalties in accordance with Art. 15.8. In particular, where the sale of the Vehicle to third parties or other equivalent conduct engaged in during Optioned Status simultaneously constitutes the breach of exclusivity referred to in Art. 8.9, the refusal to transfer ownership governed by this paragraph or the failure to make the Vehicle available or to deliver it referred to in Art. 16.9, the related penalties are not cumulative when they arise from the same underlying fact and protect the same interest: one penalty only applies, identified, in application of the criterion referred to in Art. 15.8, in the following order: (i) the penalty provided for in this paragraph, where the conduct constitutes refusal to transfer ownership according to the criteria indicated above; (ii) failing refusal, the penalties provided for in Art. 16.9, where the conduct results in the failure to make the Vehicle available or to deliver it, followed by the Cancellation of the Sale; (iii) in other cases, the penalty provided for in Art. 8.9 for breach of exclusivity; without prejudice to consequences that are not in the nature of a penalty and to those arising from materially distinct facts.</w:t>
       </w:r>
     </w:p>
     <w:p>
@@ -7566,7 +7566,7 @@
           <w:sz w:val="20"/>
           <w:szCs w:val="20"/>
         </w:rPr>
-        <w:t>The Seller agrees to indemnify and hold harmless Fleequid, its subsidiaries, associated or affiliated companies, and their respective directors, shareholders, employees, collaborators, agents and representatives, against any claim, demand, suit, action, controversy, damages, costs, expenses or charges of any kind arising from: a) falsity, omissions, inaccuracies or breaches relating to the representations, warranties and undertakings given by the Seller under these General Terms and Conditions, including, by way of example and not limited to, omissions or inaccuracies in the Technical Specifications or in the information relating to the condition, characteristics and operation of the Vehicle, such as the presence of undeclared rust, malfunctioning of the air conditioning system, missing parts or accessories, fault or warning lights being on and similar cases; b) the presence of hazardous materials associated with the Vehicle or contamination resulting from leaks, spills, failures or malfunctions; c) failure to produce, or incomplete or late production of, the documentation, including original documents, necessary for the transfer, registration, delivery or circulation of the Vehicle; d) Encumbrances on the Vehicle not expressly declared by the Seller and accepted in the context of the specific transaction; e) sums paid or costs incurred by Fleequid in relation to charges, liens, rights, restrictions or claims, registered or unregistered, asserted by creditors, authorities or other persons over or in relation to the Vehicle, in order to allow its free legal circulation or its transfer; f) failure to comply with the applicable legislation, including environmental legislation, and including any liability connected with the classification, possession, management, transport, recovery or disposal of Vehicles intended for scrapping or qualifying as ELVs, as well as with the failure to notify, or the incomplete or late notification to, Fleequid of the relevant destination or classification; g) improper or non-compliant use of the Marketplace by the Seller; h) taxes, duties, costs, expenses or other charges arising from the Seller's failure to comply with laws, regulations or obligations applicable to it in relation to the Vehicle or the transaction; i) any other negligent, wilful or otherwise unlawful conduct of the Seller in relation to these General Terms and Conditions, the Contracts or the specific transaction. The examples given in letter a) are purely illustrative and in no way limit the general scope of the indemnity. In Dealer Sales, this indemnity expressly extends to claims brought by the Buyer against Fleequid in its capacity as substantial seller and to all sums, refunds, costs, repair expenses, charges and damages that Fleequid is required to pay or bear vis-à-vis its own Buyer for acts, faults, defects, omissions or breaches attributable to the Seller; in such cases Fleequid has a right of recourse against the Seller and is entitled to full reimbursement of the amounts paid or borne. The Seller remains responsible for the correctness, completeness and truthfulness of the Offer to Sell, the Technical Specifications, any technical dossier, the Listing and the documentation relating to the Vehicle, including where such content has been prepared or completed with the assistance of Fleequid and including where the Vehicle has been the subject of a TrustReport or of inspections carried out by Fleequid or by persons appointed by it. The Seller is required to check the information made available and to report promptly to Fleequid any inaccuracy, as well as to disclose, before the transfer of the Vehicle, any fault, defect, accident, modification, failure or anomaly of which it is aware. Save in the case of wilful misconduct or gross negligence on the part of Fleequid, the latter is not liable for the consequences arising from inaccuracies, incompleteness or discrepancies in the information relating to the Vehicle attributable to the Seller, nor for delays in updating the Offer to Sell, the Listing, the technical dossier or the other information made available to Users where such delays are due to circumstances not attributable to Fleequid. Furthermore, Fleequid does not guarantee the revenues that may be achieved through the marketing or sale of the Vehicle.</w:t>
+        <w:t>The Seller agrees to indemnify and hold harmless Fleequid, its subsidiaries, associated or affiliated companies, and their respective directors, shareholders, employees, collaborators, agents and representatives, against any claim, demand, suit, action, controversy, damages, costs, expenses or charges of any kind arising from: a) falsity, omissions, inaccuracies or breaches relating to the representations, warranties and undertakings given by the Seller under these General Terms and Conditions, including, by way of example and not limited to, omissions or inaccuracies in the Technical Specifications or in the information relating to the condition, characteristics and operation of the Vehicle, such as the presence of undeclared rust, malfunctioning of the air conditioning system, missing parts or accessories, fault or warning lights being on and similar cases; b) the presence of hazardous materials associated with the Vehicle or contamination resulting from leaks, spills, failures or malfunctions; c) failure to produce, or incomplete or late production of, the documentation, including original documents, necessary for the transfer, registration, delivery or circulation of the Vehicle; d) Encumbrances on the Vehicle other than those expressly declared by the Seller and accepted in the context of the specific transaction; e) sums paid or costs incurred by Fleequid in relation to charges, liens, rights, restrictions or claims, registered or unregistered, asserted by creditors, authorities or other persons over or in relation to the Vehicle, in order to allow its free legal circulation or its transfer; f) failure to comply with the applicable legislation, including environmental legislation, and including any liability connected with the classification, possession, management, transport, recovery or disposal of Vehicles intended for scrapping or qualifying as ELVs, as well as with the failure to notify, or the incomplete or late notification to, Fleequid of the relevant destination or classification; g) improper or non-compliant use of the Marketplace by the Seller; h) taxes, duties, costs, expenses or other charges arising from the Seller's failure to comply with laws, regulations or obligations applicable to it in relation to the Vehicle or the transaction; i) any other negligent, wilful or otherwise unlawful conduct of the Seller in relation to these General Terms and Conditions, the Contracts or the specific transaction. The examples given in letter a) are purely illustrative and in no way limit the general scope of the indemnity. In Dealer Sales, this indemnity expressly extends to claims brought by the Buyer against Fleequid in its capacity as substantial seller and to all sums, refunds, costs, repair expenses, charges and damages that Fleequid is required to pay or bear vis-à-vis its own Buyer for acts, faults, defects, omissions or breaches attributable to the Seller; in such cases Fleequid has a right of recourse against the Seller and is entitled to full reimbursement of the amounts paid or borne. The Seller remains responsible for the correctness, completeness and truthfulness of the Offer to Sell, the Technical Specifications, any technical dossier, the Listing and the documentation relating to the Vehicle, including where such content has been prepared or completed with the assistance of Fleequid and including where the Vehicle has been the subject of a TrustReport or of inspections carried out by Fleequid or by persons appointed by it. The Seller is required to check the information made available and to report promptly to Fleequid any inaccuracy, as well as to disclose, before the transfer of the Vehicle, any fault, defect, accident, modification, failure or anomaly of which it is aware. Save in the case of wilful misconduct or gross negligence on the part of Fleequid, the latter is not liable for the consequences arising from inaccuracies, incompleteness or discrepancies in the information relating to the Vehicle attributable to the Seller, nor for delays in updating the Offer to Sell, the Listing, the technical dossier or the other information made available to Users where such delays are due to circumstances not attributable to Fleequid. Furthermore, Fleequid does not guarantee the revenues that may be achieved through the marketing or sale of the Vehicle.</w:t>
       </w:r>
     </w:p>
     <w:p>
@@ -8713,7 +8713,7 @@
           <w:sz w:val="20"/>
           <w:szCs w:val="20"/>
         </w:rPr>
-        <w:t>Save as provided in the following paragraphs, the Payment Period is 3 (three) working days from the Proforma being made available to the Buyer pursuant to Art. 11.4. The Payment Period runs exclusively from that moment and provided that the Proforma contains the elements necessary to enable the Buyer to make the payment. Where Fleequid acts as a Pure Intermediary, the same Period applies both to payment of the price due to the Seller and to payment of the Commissions, the Fees and any further amounts due to Fleequid.</w:t>
+        <w:t>Save as provided in the following paragraphs, the Payment Period is 3 (three) days from the Proforma being made available to the Buyer pursuant to Art. 11.4. The Payment Period runs exclusively from that moment and provided that the Proforma contains the elements necessary to enable the Buyer to make the payment. Where Fleequid acts as a Pure Intermediary, the same Period applies both to payment of the price due to the Seller and to payment of the Commissions, the Fees and any further amounts due to Fleequid.</w:t>
       </w:r>
     </w:p>
     <w:p>
@@ -8984,7 +8984,7 @@
           <w:sz w:val="20"/>
           <w:szCs w:val="20"/>
         </w:rPr>
-        <w:t>Where the Buyer makes the payment by means of multiple payments not previously authorised by Fleequid, but completes payment in full of the Total Amount Due within the Payment Period, it shall pay Fleequid, by way of penalty, the amount of €150.00 (EUR one hundred and fifty/00) for each Vehicle concerned, without prejudice to compensation for any further damage. The breach provided for in this paragraph is independent of and distinct from delay in payment; the relevant penalty is not taken into account in determining the penalty component relevant for the purposes of the minimum threshold referred to in the last sentence of Art. 12.9.</w:t>
+        <w:t>Where the Buyer makes the payment by means of multiple payments not previously authorised by Fleequid, but completes payment in full of the Total Amount Due within the Payment Period, it shall pay Fleequid, by way of penalty, the amount of €150.00 (EUR one hundred and fifty/00) for each Vehicle concerned, without prejudice to compensation for any further damage. The breach provided for in this paragraph is independent of and distinct from delay in payment; the relevant penalty is not taken into account in determining the penalty component relevant for the purposes of the minimum threshold referred to in Art. 12.9.</w:t>
       </w:r>
     </w:p>
     <w:p>
@@ -9084,7 +9084,7 @@
           <w:sz w:val="20"/>
           <w:szCs w:val="20"/>
         </w:rPr>
-        <w:t>In the event of Cancellation of the Sale on account of delay or failure to make full payment attributable to the Buyer, the following remain definitively due to Fleequid: a) the Commissions payable by the Buyer, where provided for the specific transaction, as established in Art. 12.4; b) the daily penalty referred to in Art. 12.6, letter a), accrued up to the date on which the Cancellation of the Sale takes effect, as well as the default interest accrued; c) in the Commission Sale, both where Fleequid operates by means of Resale and where it acts as a Pure Intermediary, a further penalty in an amount equal to twice the Commissions payable by the Buyer, determined on the basis of the Commissions applicable to the specific transaction, so that the aggregate amount due in respect of Commissions and of this penalty is equal to three times the amount of the Commissions; d) a further penalty of €1,000.00 (EUR one thousand/00) for each Vehicle covered by the Binding Agreement subsequently cancelled; e) the Fees relating to the Services already rendered and any other amount accrued on a separate basis pursuant to these General Terms and Conditions. In Dealer Sales, since no Commissions under the Commission Sale are due from the Buyer, the penalty referred to in letter c) does not apply; the amounts referred to in letters b), d) and e), on the other hand, remain due. Where the conditions provided for in Art. 13 are met, the conversion of the Advance Payment into a penalty pursuant to Art. 13.6 also remains unaffected. The sums provided for in this paragraph are due on separate bases and may be cumulated within the limits permitted by law. Any Security Deposit provided constitutes exclusively security for the Buyer's obligations and may be applied to the sums due in accordance with Art. 6.3, without constituting a further basis for any charge. Fleequid's right to compensation for any further damage remains unaffected, limited to the part exceeding what has already been satisfied by means of the penalties provided for in these General Terms and Conditions. Where the sum of the penalties referred to in letters b), limited to the daily penalty, c) and d) and, where applicable, of the penalty resulting from the conversion of the Advance Payment pursuant to Art. 13.6 is lower than 5% of the Sale Price to the Buyer of the Vehicle that is the subject of the cancelled sale, the penalty component due in total is supplemented exclusively up to that threshold, which operates as a financial floor and not as a further cumulative sanction. For the purposes of the comparison and of the supplement provided for in the preceding sentence: (i) the basis of calculation consists exclusively of the Sale Price to the Buyer of the Vehicle that is the subject of the cancelled sale, excluding the Total Amount Due, the Commissions, the Fees and any other ancillary amount; (ii) only the penalties specific to the Buyer's breach indicated above are relevant; (iii) the Commissions payable by the Buyer, the Fees, the default interest, the Security Deposit retained or applied, the reimbursements of costs and expenses and the compensation for further damage are not relevant. This provision applies to all Sales Models; in Dealer Sales the comparison is made solely with the penalties applicable therein, and the penalty referred to in letter c) may be neither introduced nor taken into account.</w:t>
+        <w:t>In the event of Cancellation of the Sale on account of delay or failure to make full payment attributable to the Buyer, the following remain definitively due to Fleequid: a) the Commissions payable by the Buyer, where provided for the specific transaction, as established in Art. 12.4; b) the daily penalty referred to in Art. 12.6, letter a), accrued up to the date on which the Cancellation of the Sale takes effect, as well as the default interest accrued; c) in the Commission Sale, both where Fleequid operates by means of Resale and where it acts as a Pure Intermediary, a further penalty in an amount equal to twice the Commissions payable by the Buyer, determined on the basis of the Commissions applicable to the specific transaction, so that the aggregate amount due in respect of Commissions and of this penalty is equal to three times the amount of the Commissions; d) a further penalty of €1,000.00 (EUR one thousand/00) for each Vehicle covered by the Binding Agreement subsequently cancelled; e) the Fees relating to the Services already rendered and any other amount accrued on a separate basis pursuant to these General Terms and Conditions. In Dealer Sales, since the Commissions provided for the Commission Sale are not due from the Buyer, the penalty referred to in letter c) does not apply; the amounts referred to in letters b), d) and e), on the other hand, remain due. Where the conditions provided for in Art. 13 are met, the conversion of the Advance Payment into a penalty pursuant to Art. 13.6 also remains unaffected. The sums provided for in this paragraph are due on separate bases and may be cumulated within the limits permitted by law. Any Security Deposit provided constitutes exclusively security for the Buyer's obligations and may be applied to the sums due in accordance with Art. 6.3, without constituting a further basis for any charge. Fleequid's right to compensation for any further damage remains unaffected, limited to the part exceeding what has already been satisfied by means of the penalties provided for in these General Terms and Conditions. Where the sum of the penalties referred to in letters b), limited to the daily penalty, c) and d) and, where applicable, of the penalty resulting from the conversion of the Advance Payment pursuant to Art. 13.6 is lower than 5% of the Sale Price to the Buyer of the Vehicle that is the subject of the cancelled sale, the penalty component due in total is supplemented exclusively up to that threshold, which operates as a financial floor and not as a further cumulative sanction. For the purposes of the comparison and of the supplement provided for in the preceding sentence: (i) the basis of calculation consists exclusively of the Sale Price to the Buyer of the Vehicle that is the subject of the cancelled sale, excluding the Total Amount Due, the Commissions, the Fees and any other ancillary amount; (ii) only the penalties specific to the Buyer's breach indicated above are relevant; (iii) the Commissions payable by the Buyer, the Fees, the default interest, the Security Deposit retained or applied, the reimbursements of costs and expenses and the compensation for further damage are not relevant. This provision applies to all Sales Models; in Dealer Sales the comparison is made solely with the penalties applicable therein, and the penalty referred to in letter c) may be neither introduced nor taken into account.</w:t>
       </w:r>
     </w:p>
     <w:p>
@@ -9228,7 +9228,7 @@
           <w:sz w:val="20"/>
           <w:szCs w:val="20"/>
         </w:rPr>
-        <w:t>Deferred Sale: advance payment and Vehicle temporarily in use by the Seller.</w:t>
+        <w:t>Deferred Sale: Advance Payment and Vehicle temporarily in use by the Seller.</w:t>
       </w:r>
       <w:bookmarkEnd w:id="83"/>
       <w:bookmarkEnd w:id="84"/>
@@ -9303,7 +9303,7 @@
           <w:sz w:val="20"/>
           <w:szCs w:val="20"/>
         </w:rPr>
-        <w:t>In transactions in which it is expressly agreed that, after the conclusion of the Binding Agreement, the Vehicle shall temporarily remain in use by the Seller, Fleequid may require the Buyer to pay in advance an amount equal to 30% of the Total Amount Due (the “Advance Payment”). The arrangement governed by this article is referred to, for descriptive and commercial purposes only, as a “Deferred Sale”. The Deferred Sale does not constitute a separate Sales Model and remains subject in its entirety to the Sales Model applicable to the specific transaction and, in the context of the Commission Sale, to the relevant method of performance. The Deferred Sale may be agreed exclusively in the Commission Sale performed by means of Resale and in Dealer Sales and does not apply where Fleequid acts as a Pure Intermediary; in Commission Sale transactions to which this article applies, Fleequid therefore performs the transaction by means of Resale. The fact that the Vehicle temporarily remains in use by the Seller, together with the special conditions applicable to the transaction, must be made known to the Bidder before the Bid is placed, in accordance with Arts. 3.2 and 4.5. Where requested, the Advance Payment must be paid within the ordinary Payment Period referred to in Art. 11.5, running from the date on which the Proforma is made available, unless the Special Sale Terms and Conditions expressly provide for a different period pursuant to Art. 11.6, letter b). These rules apply exclusively to such arrangement and constitute a derogation from the ordinary rules on the Payment Period within the limits provided for in this article and in the applicable Special Sale Terms and Conditions.</w:t>
+        <w:t>In transactions in which it is expressly agreed that, after the conclusion of the Binding Agreement, the Vehicle shall temporarily remain in use by the Seller, Fleequid may require the Buyer to pay in advance an amount equal to 30% of the Total Amount Due (the “Advance Payment”). The arrangement governed by this article is referred to, for descriptive and commercial purposes only, as a “Deferred Sale”. The Deferred Sale does not constitute a separate Sales Model and remains subject in its entirety to the Sales Model applicable to the specific transaction and, in the context of the Commission Sale, to the relevant method of performance. The Deferred Sale may be agreed exclusively in the Commission Sale performed by means of Resale and in Dealer Sales and does not apply where Fleequid acts as a Pure Intermediary; in Commission Sale transactions to which this article applies, Fleequid therefore performs the transaction by means of Resale. The fact that the Vehicle temporarily remains in use by the Seller, together with the Special Sale Terms and Conditions applicable to the transaction, must be made known to the Bidder before the Bid is placed, in accordance with Arts. 3.2 and 4.5. Where requested, the Advance Payment must be paid within the ordinary Payment Period referred to in Art. 11.5, running from the date on which the Proforma is made available, unless the Special Sale Terms and Conditions expressly provide for a different period pursuant to Art. 11.6, letter b). These rules apply exclusively to such arrangement and constitute a derogation from the ordinary rules on the Payment Period within the limits provided for in this article and in the applicable Special Sale Terms and Conditions.</w:t>
       </w:r>
     </w:p>
     <w:p>
@@ -9403,7 +9403,7 @@
           <w:sz w:val="20"/>
           <w:szCs w:val="20"/>
         </w:rPr>
-        <w:t>Failure to pay the Advance Payment within the relevant period, or failure to pay the balance in full by the due date established for the specific transaction, constitutes delay on the part of the Buyer. From the first day following the respective due date, the provisions of Art. 12.6 shall apply, in so far as compatible, including the penalty of €150.00 for each day of delay and for each Vehicle concerned, up to the maximum aggregate amount provided for in Art. 12.6, letter a), which operates as a single cap for each Vehicle and for the same transaction with reference both to delay in paying the Advance Payment and to delay in paying the balance, as well as the interest and the further amounts provided for therein. In the event of failure to pay the Advance Payment, the time limits and rights provided for in Art. 12.7 shall apply. In the event of failure to pay the balance, in place of the maximum time limit provided for in Art. 12.7, Fleequid retains the right to receive late payment for the 4 (four) days following the due date established for payment of the balance, without a new period of 7 (seven) days running from that due date. Once that period has expired without payment in full, Fleequid may, at its discretion, nevertheless accept late payment or proceed with the Cancellation of the Sale in accordance with Art. 12.7, with the effects referred to in Arts. 12.8 and 12.9.</w:t>
+        <w:t>Failure to pay the Advance Payment within the relevant period, or failure to pay the balance in full by the due date established for the specific transaction, constitutes delay on the part of the Buyer. From the first day following the respective due date, the provisions of Art. 12.6 shall apply, in so far as compatible, including the penalty of €150.00 (EUR one hundred and fifty/00) for each day of delay and for each Vehicle concerned, up to the maximum aggregate amount provided for in Art. 12.6, letter a), which operates as a single cap for each Vehicle and for the same transaction with reference both to delay in paying the Advance Payment and to delay in paying the balance, as well as the interest and the further amounts provided for therein. In the event of failure to pay the Advance Payment, the time limits and rights provided for in Art. 12.7 shall apply. In the event of failure to pay the balance, in place of the maximum time limit provided for in Art. 12.7, Fleequid retains the right to receive late payment for the 4 (four) days following the due date established for payment of the balance, without a new period of 7 (seven) days running from that due date. Once that period has expired without payment in full, Fleequid may, at its discretion, nevertheless accept late payment or proceed with the Cancellation of the Sale in accordance with Art. 12.7, with the effects referred to in Arts. 12.8 and 12.9.</w:t>
       </w:r>
     </w:p>
     <w:p>
@@ -9574,7 +9574,7 @@
           <w:sz w:val="20"/>
           <w:szCs w:val="20"/>
         </w:rPr>
-        <w:t>The Cancellation of the Sale is the contractual mechanism by which Fleequid, in the cases provided for in these General Terms and Conditions, in the Specific Terms and Conditions or in the applicable Special Sale Terms and Conditions, determines that the transaction shall not be performed or shall cease to be performed, in whole or in respect of one or more Vehicles only. The Cancellation of the Sale does not necessarily coincide with annulment of the contract on grounds of invalidity or with termination for breach: the actual legal basis depends on the individual circumstances giving rise to it. Where the Cancellation follows a breach covered by an express termination clause pursuant to these General Terms and Conditions, it operates as termination of the Contract pursuant to Art. 1456 of the Italian Civil Code and produces the effects thereof. In all other cases the Cancellation produces the effects provided for in the provision that provides for it and, in so far as not otherwise regulated, those provided for in this article and in Art. 15.</w:t>
+        <w:t>The Cancellation of the Sale is the contractual mechanism by which Fleequid, in the cases provided for in these General Terms and Conditions, in the applicable Specific Terms and Conditions or in the applicable Special Sale Terms and Conditions, determines that the transaction shall not be performed or shall cease to be performed, in whole or in respect of one or more Vehicles only. The Cancellation of the Sale does not necessarily coincide with annulment of the contract on grounds of invalidity or with termination for breach: the actual legal basis depends on the individual circumstances giving rise to it. Where the Cancellation follows a breach covered by an express termination clause pursuant to these General Terms and Conditions, it operates as termination of the Contract pursuant to Art. 1456 of the Italian Civil Code and produces the effects thereof. In all other cases the Cancellation produces the effects provided for in the provision that provides for it and, in so far as not otherwise regulated, those provided for in this article and in Art. 15.</w:t>
       </w:r>
     </w:p>
     <w:p>
@@ -10142,7 +10142,7 @@
           <w:sz w:val="20"/>
           <w:szCs w:val="20"/>
         </w:rPr>
-        <w:t>Ownership of the Vehicle passes to the Buyer exclusively following full performance of the payment obligation pursuant to Art. 12.2; in the case of Auctions that moment coincides with the Final Award. The Parties expressly agree that the transfer of title to the Buyer is deferred until that moment, whatever the applicable Sales Model and the chosen method of performance, including the cases in which Fleequid has acquired ownership of the Vehicle at an earlier time pursuant to Art. 18 and the cases in which the sale takes place directly between the Seller and the Buyer where Fleequid acts as a Pure Intermediary. The formalities of registration, transcription, enrolment or registration in the holder's name, and any other formalities that may be required under the applicable legislation, remain unaffected. Once all the documents, information and cooperation necessary pursuant to Art. 16.3 have been received from the Seller, the person responsible for the relevant formality depending on the applicable Sales Model and the chosen method of performance shall, within the following 10 (ten) days, complete the formalities necessary for the registration, transcription or enrolment of the transfer of the Vehicle or its registration in the Buyer's name, unless the applicable legislation, the nature of the transaction or the Specific Terms and Conditions require a different sequence or timing; where Fleequid acts as a Pure Intermediary that time limit applies to the Seller, save for any different time limit provided for in the Special Sale Terms and Conditions by reason of the transaction, the country, the documentation or the nature of the Vehicle. Where Fleequid acts as a Pure Intermediary, the Seller's obligations are therefore divided into two successive phases: a) within the time limit of 5 (five) days provided for in Art. 16.3, the Seller provides the documents, declarations, powers of attorney and cooperation necessary for the commencement of the formalities, with the penalty provided for in the same Art. 16.3 applying in the event of delay; b) within the following 10 (ten) days, running from the moment at which the conditions for doing so are met, the Seller completes the transfer formalities; in the event of delay attributable to the Seller beyond that time limit, the same penalty of €150.00 (EUR one hundred and fifty/00) for each day of delay and for each Vehicle concerned shall apply, in accordance with the coordination provided for in Art. 16.3 with Arts. 8.11 and 16.9. The penalty relating to the second phase does not accrue for the days for which the penalty relating to the first phase has already accrued. The Buyer acknowledges that the transfer and circulation of the Vehicle may require the completion of registration, transcription or enrolment formalities or similar formalities required by the legislation applicable in the country concerned and that, as a rule, the Vehicle may only be collected after the necessary formalities have been completed. In exceptional cases, for proven operational reasons or at the Buyer's request accepted by Fleequid, Fleequid may authorise the early collection of the Vehicle before the aforementioned formalities have been completed. In such case the Buyer: (i) indemnifies and holds harmless Fleequid, as well as any persons in whose name the Vehicle is still formally registered, against any administrative, fiscal, patrimonial, sanction-related or other consequence deriving from the possession, use or circulation of the Vehicle before the formalities have been completed, save for anything mandatorily attributable to the person relying on the indemnity; (ii) undertakes to take all steps and to provide all cooperation necessary for the formalities of final registration, registration in the holder's name or transfer to be completed within 5 (five) days from the early collection, save where a different time limit is expressly communicated in writing by Fleequid; (iii) undertakes to send Fleequid, within 1 (one) day from the availability of the relevant document or acknowledgement from the competent authority, suitable documentary evidence that the formalities have been completed or filed. In the event of delay attributable to the Buyer beyond the time limit referred to in letter b), the Buyer shall pay Fleequid a penalty of €150.00 (EUR one hundred and fifty/00) for each day of delay and for each Vehicle concerned, until the formalities have been completed, without prejudice to compensation for any further damage. Where the delay exceeds 30 (thirty) days, Fleequid may avail itself of the further remedies provided for in these General Terms and Conditions and by law, including, where legally and practically feasible, the right to take before the competent authorities the steps necessary to obtain the registration of the Vehicle in the name of the person obliged, with the related expenses, charges and costs being charged to the latter, without prejudice to the penalties already accrued. In transactions supported by a Financing Solution the sequence of the registration, invoicing, payment, transfer of ownership and delivery formalities may differ from the ordinary sequence in accordance with Art. 22 and the applicable Specific Terms and Conditions, without prejudice to the rule on the transfer of ownership laid down in this paragraph and to the provisions of Art. 22.6; the early completion of documentary or registration formalities in favour of the Financier does not, in itself, entail the transfer of ownership or, in the case of Auctions, the Final Award.</w:t>
+        <w:t>Ownership of the Vehicle passes to the Buyer exclusively following full performance of the payment obligation pursuant to Art. 12.2; in the case of Auctions that moment coincides with the Final Award. The Parties expressly agree that the transfer of title to the Buyer is deferred until that moment, whatever the applicable Sales Model and the chosen method of performance, including the cases in which Fleequid has acquired ownership of the Vehicle at an earlier time pursuant to Art. 18 and the cases in which the sale takes place directly between the Seller and the Buyer where Fleequid acts as a Pure Intermediary. The formalities of registration, transcription, enrolment or registration in the holder's name, and any other formalities that may be required under the applicable legislation, remain unaffected. Once all the documents, information and cooperation necessary pursuant to Art. 16.3 have been received from the Seller, the person responsible for the relevant formality depending on the applicable Sales Model and the chosen method of performance shall, within the following 10 (ten) days, complete the formalities necessary for the registration, transcription or enrolment of the transfer of the Vehicle or its registration in the Buyer's name, unless the applicable legislation, the nature of the transaction or the Specific Terms and Conditions require a different sequence or timing; where Fleequid acts as a Pure Intermediary that time limit applies to the Seller, save for any different time limit provided for in the Special Sale Terms and Conditions by reason of the transaction, the country, the documentation or the nature of the Vehicle. Where Fleequid acts as a Pure Intermediary, the Seller's obligations are therefore divided into two successive phases: a) within the time limit of 5 (five) days provided for in Art. 16.3, the Seller provides the documents, declarations, powers of attorney and cooperation necessary for the commencement of the formalities, with the penalty provided for in the same Art. 16.3 applying in the event of delay; b) within the following 10 (ten) days, running from the moment at which the conditions for doing so are met, the Seller completes the transfer formalities; in the event of delay attributable to the Seller beyond that time limit, the same penalty of €150.00 (EUR one hundred and fifty/00) for each day of delay and for each Vehicle concerned shall apply, in accordance with the coordination provided for in Art. 16.3 with Arts. 8.11 and 16.9. The penalty relating to the second phase does not accrue for the days for which the penalty relating to the first phase has already accrued. The Buyer acknowledges that the transfer and circulation of the Vehicle may require the completion of registration, transcription or enrolment formalities or similar formalities required by the legislation applicable in the country concerned and that, as a rule, the Vehicle may only be collected after the necessary formalities have been completed. In exceptional cases, for proven operational reasons or at the Buyer's request accepted by Fleequid, Fleequid may authorise the early collection of the Vehicle before the aforementioned formalities have been completed. In such case the Buyer: (i) indemnifies and holds harmless Fleequid, as well as any persons in whose name the Vehicle is still formally registered, against any administrative, fiscal, patrimonial, sanction-related or other consequence deriving from the possession, use or circulation of the Vehicle before the formalities have been completed, save for anything mandatorily attributable to the person relying on the indemnity; (ii) undertakes to take all steps and to provide all cooperation necessary for the formalities of final registration, registration in the holder's name or transfer to be completed within 5 (five) days from the early collection, save where a different time limit is expressly communicated in writing by Fleequid; (iii) undertakes to send Fleequid, within 1 (one) day from the availability of the relevant document or acknowledgement from the competent authority, suitable documentary evidence that the formalities have been completed or filed. In the event of delay attributable to the Buyer beyond the time limit referred to in point (ii), the Buyer shall pay Fleequid a penalty of €150.00 (EUR one hundred and fifty/00) for each day of delay and for each Vehicle concerned, until the formalities have been completed, without prejudice to compensation for any further damage. Where the delay exceeds 30 (thirty) days, Fleequid may avail itself of the further remedies provided for in these General Terms and Conditions and by law, including, where legally and practically feasible, the right to take before the competent authorities the steps necessary to obtain the registration of the Vehicle in the name of the person obliged, with the related expenses, charges and costs being charged to the latter, without prejudice to the penalties already accrued. In transactions supported by a Financing Solution the sequence of the registration, invoicing, payment, transfer of ownership and delivery formalities may differ from the ordinary sequence in accordance with Art. 22 and the applicable Specific Terms and Conditions, without prejudice to the rule on the transfer of ownership laid down in this paragraph and to the provisions of Art. 22.6; the early completion of documentary or registration formalities in favour of the Financier does not, in itself, entail the transfer of ownership or, in the case of Auctions, the Final Award.</w:t>
       </w:r>
     </w:p>
     <w:p>
@@ -10470,7 +10470,7 @@
           <w:sz w:val="20"/>
           <w:szCs w:val="20"/>
         </w:rPr>
-        <w:t>The provisions of this article apply to transactions structured in accordance with the Sales Model of the Commission Sale. Within that Model, Fleequid performs the transaction by means of Resale pursuant to Art. 2.5 or may decide to act as a Pure Intermediary pursuant to Art. 2.6, with the Vehicle being transferred directly from the Seller to the Buyer. The possibility that the transaction may be performed by either method is made known and accepted before the Bid is placed, pursuant to Art. 3.2, letter a). Fleequid may exercise the relevant choice even after the conclusion of the Binding Agreement and in any event no later than the making available of the Proforma, which crystallises the chosen method of performance pursuant to Art. 11.4; the Proforma is not the contractual source of the choice, but documents the exercise of a right previously made known and accepted. The choice between Resale and operation as a Pure Intermediary does not alter the Sales Model, does not bring to an end the mandate granted to Fleequid by the Seller and by the Buyer and does not affect Fleequid's right to the Commissions due from both. Fleequid's classification as a commission agent acting in its own name pursuant to Art. 1731 of the Italian Civil Code applies exclusively in the Resale pursuant to Art. 2.5; where Fleequid acts as a Pure Intermediary, the sale is concluded directly between the Seller and the Buyer pursuant to Arts. 2.6 and 17.10. Save where expressly referred to or in so far as compatible with the nature of the specific provision, the rules of this article do not apply to Dealer Sales, which are governed by Art. 18. Before the Proforma is made available, where the Seller commits one of the breaches provided for in letters c), d), e) and f) of Arts. 17.8 and 17.14 which is not covered, in respect of the same underlying fact and for the protection of the same interest, by a specific penalty provided for in these General Terms and Conditions, the Seller shall pay Fleequid, with reference to the marketing relationship referred to in Art. 8.8 and to the mandate granted to Fleequid and irrespective of the method of performance subsequently chosen, the residual penalty of 30% determined in accordance with the hierarchy of bases provided for in Art. 17.8, without prejudice to compensation for any further damage; as from the making available of the Proforma, Art. 17.8 or Art. 17.14 shall apply, depending on the chosen method of performance.</w:t>
+        <w:t>The provisions of this article apply to transactions structured in accordance with the Sales Model of the Commission Sale. Within that Model, Fleequid performs the transaction by means of Resale pursuant to Art. 2.5 or may decide to act as a Pure Intermediary pursuant to Art. 2.6, with the Vehicle being transferred directly from the Seller to the Buyer. The possibility that the transaction may be performed by either method is made known before the Bid is placed, pursuant to Art. 3.2, letter a), and is accepted by adhering to these GTC. Fleequid may exercise the relevant choice even after the conclusion of the Binding Agreement and in any event no later than the making available of the Proforma, which crystallises the chosen method of performance pursuant to Art. 11.4; the Proforma is not the contractual source of the choice, but documents the exercise of a right previously made known and accepted. The choice between Resale and operation as a Pure Intermediary does not alter the Sales Model, does not bring to an end the mandate granted to Fleequid by the Seller and by the Buyer and does not affect Fleequid's right to the Commissions due from both. Fleequid's classification as a commission agent acting in its own name pursuant to Art. 1731 of the Italian Civil Code applies exclusively in the Resale pursuant to Art. 2.5; where Fleequid acts as a Pure Intermediary, the sale is concluded directly between the Seller and the Buyer pursuant to Arts. 2.6 and 17.10. Save where expressly referred to or in so far as compatible with the nature of the specific provision, the rules of this article do not apply to Dealer Sales, which are governed by Art. 18. Before the Proforma is made available, where the Seller commits one of the breaches provided for in letters c), d), e) and f) of Arts. 17.8 and 17.14 which is not covered, in respect of the same underlying fact and for the protection of the same interest, by a specific penalty provided for in these General Terms and Conditions, the Seller shall pay Fleequid, with reference to the marketing relationship referred to in Art. 8.8 and to the mandate granted to Fleequid and irrespective of the method of performance subsequently chosen, the residual penalty of 30% determined in accordance with the hierarchy of bases provided for in Art. 17.8, without prejudice to compensation for any further damage; as from the making available of the Proforma, Art. 17.8 or Art. 17.14 shall apply, depending on the chosen method of performance.</w:t>
       </w:r>
       <w:bookmarkEnd w:id="137"/>
     </w:p>
@@ -10592,32 +10592,32 @@
           <w:sz w:val="20"/>
           <w:szCs w:val="20"/>
         </w:rPr>
-        <w:t>The price of the Vehicle due from Fleequid to the Seller in the Resale (the “Net Purchase Price”) corresponds to the Sale Price to the Buyer net of the Commissions payable by the Seller, the Fees and any other sum owed by the Seller to Fleequid pursuant to these General Terms and Conditions. The Seller expressly authorises Fleequid to set off and deduct the aforementioned amounts from the sums due to the Seller. The Net Purchase Price becomes due and payable exclusively after Fleequid has received the Total Amount Due in full from the Buyer pursuant to Art. 12.2; until that time the Seller shall have no enforceable claim against Fleequid, nor may it bring payment actions, issue payment demands or commence enforcement actions against Fleequid. The request for the issue of the invoice and any early issue thereof are of an administrative nature and do not render the consideration due and payable before the time indicated, nor do they constitute confirmation of fulfilment of the conditions laid down for the purchase of the Vehicle by Fleequid. The attainment of the Reserve Price, as determined on the basis of the MCSP set by the Seller, ensures the Seller net proceeds at least equal to the MCSP, save for the express acceptance of lower bids pursuant to Art. 10.3. Where the sale is cancelled or its subject matter reduced pursuant to Art. 14, the Net Purchase Price due to the Seller is redetermined in accordance with the criteria provided for in Art. 14.5. The express derogation provided for in Art. 22.9 for transactions supported by a Financing Solution remains unaffected. The provisions of this paragraph do not apply where Fleequid acts as a Pure Intermediary.</w:t>
-      </w:r>
-    </w:p>
-    <w:p>
-      <w:pPr>
-        <w:pStyle w:val="Paragrafoelenco"/>
-        <w:numPr>
-          <w:ilvl w:val="1"/>
-          <w:numId w:val="1"/>
-        </w:numPr>
-        <w:spacing w:line="360" w:lineRule="auto"/>
-        <w:ind w:left="0" w:firstLine="0"/>
-        <w:jc w:val="both"/>
-        <w:rPr>
-          <w:rFonts w:ascii="Verdana" w:hAnsi="Verdana"/>
-          <w:sz w:val="20"/>
-          <w:szCs w:val="20"/>
-        </w:rPr>
-      </w:pPr>
-      <w:r>
-        <w:rPr>
-          <w:rFonts w:ascii="Verdana" w:hAnsi="Verdana"/>
-          <w:sz w:val="20"/>
-          <w:szCs w:val="20"/>
-        </w:rPr>
-        <w:t>Where Fleequid proceeds by means of Resale, the Seller shall, at Fleequid's request, issue to Fleequid the invoice relating to the sale of the Vehicle within 5 (five) days from the request, in EUR and in accordance with the amounts, details and instructions communicated by Fleequid. The invoice shall state the Sale Price to the Buyer as well as the Commissions, the Fees and any reimbursement of expenses due to Fleequid, in addition to VAT where due by law; after setting off the amounts due pursuant to Art. 17.4, Fleequid shall settle the invoice in favour of the Seller once the Net Purchase Price has become due and payable pursuant to the same Art. 17.4. In the event of delay attributable to the Seller in issuing or transmitting the invoice beyond the aforementioned time limit, the Seller shall pay Fleequid a penalty of €150.00 (EUR one hundred and fifty/00) for each day of delay and for each Vehicle concerned, until performance, which penalty Fleequid shall be entitled to set off against the invoice amount, without prejudice to compensation for any further damage. Where, as a result of non-payment by the Buyer, the Cancellation of the Sale, the reduction of its subject matter, the correction of the transaction or any other cause provided for in these General Terms and Conditions, it becomes necessary to issue a credit note or a reversal or correction document, or to reissue the invoice, including as a consequence of a new sale of the Vehicle to a different Bidder for a different amount, the Seller shall do so within 5 (five) days from Fleequid's request; in the event of delay attributable to the Seller, the same daily penalty shall apply, which Fleequid shall be entitled to set off or deduct from subsequent sums due. The provisions of Arts. 15 and 16.2 relating to restitution, tax documentation and the further formalities necessary for the performance or reinstatement of the transaction remain unaffected.</w:t>
+        <w:t>The price of the Vehicle due from Fleequid to the Seller in the Resale (the “Net Purchase Price”) corresponds to the Sale Price to the Buyer net of the Commissions payable by the Seller, the Fees and any other sum owed by the Seller to Fleequid pursuant to these General Terms and Conditions. The Seller expressly authorises Fleequid to set off and deduct the aforementioned amounts from the sums due to the Seller. The Net Purchase Price becomes due and payable exclusively after Fleequid has received the Total Amount Due in full from the Buyer pursuant to Art. 12.2; until that time the Seller shall have no enforceable claim against Fleequid, nor may it bring payment actions, issue payment demands or commence enforcement actions against Fleequid. The request for the issue of the invoice and any early issue thereof are of an administrative nature and do not render the consideration due and payable before the time indicated, nor do they constitute confirmation of fulfilment of the conditions laid down for the purchase of the Vehicle by Fleequid. The attainment of the Reserve Price, as determined on the basis of the MCSP set by the Seller, ensures the Seller net proceeds at least equal to the MCSP, save for the express acceptance of lower Bids pursuant to Art. 10.3. Where the sale is cancelled or its subject matter reduced pursuant to Art. 14, the Net Purchase Price due to the Seller is redetermined in accordance with the criteria provided for in Art. 14.5. The express derogation provided for in Art. 22.9 for transactions supported by a Financing Solution remains unaffected. The provisions of this paragraph do not apply where Fleequid acts as a Pure Intermediary.</w:t>
+      </w:r>
+    </w:p>
+    <w:p>
+      <w:pPr>
+        <w:pStyle w:val="Paragrafoelenco"/>
+        <w:numPr>
+          <w:ilvl w:val="1"/>
+          <w:numId w:val="1"/>
+        </w:numPr>
+        <w:spacing w:line="360" w:lineRule="auto"/>
+        <w:ind w:left="0" w:firstLine="0"/>
+        <w:jc w:val="both"/>
+        <w:rPr>
+          <w:rFonts w:ascii="Verdana" w:hAnsi="Verdana"/>
+          <w:sz w:val="20"/>
+          <w:szCs w:val="20"/>
+        </w:rPr>
+      </w:pPr>
+      <w:r>
+        <w:rPr>
+          <w:rFonts w:ascii="Verdana" w:hAnsi="Verdana"/>
+          <w:sz w:val="20"/>
+          <w:szCs w:val="20"/>
+        </w:rPr>
+        <w:t>Where Fleequid proceeds by means of Resale, the Seller shall, at Fleequid's request, issue to Fleequid the invoice relating to the sale of the Vehicle within 5 (five) days from the request, in EUR and in accordance with the amounts, details and instructions communicated by Fleequid. The invoice shall state the Sale Price to the Buyer as well as the Commissions, the Fees and any reimbursement of expenses due to Fleequid, in addition to VAT where due by law; after setting off the amounts due pursuant to Art. 17.4, Fleequid shall settle the invoice in favour of the Seller once the Net Purchase Price has become due and payable pursuant to the same Art. 17.4. In the event of delay in issuing or transmitting the invoice beyond the aforementioned time limit, the Seller shall pay Fleequid a penalty of €150.00 (EUR one hundred and fifty/00) for each day of delay and for each Vehicle concerned, until performance, which penalty Fleequid shall be entitled to set off against the invoice amount, without prejudice to compensation for any further damage. Where, as a result of non-payment by the Buyer, the Cancellation of the Sale, the reduction of its subject matter, the correction of the transaction or any other cause provided for in these General Terms and Conditions, it becomes necessary to issue a credit note or a reversal or correction document, or to reissue the invoice, including as a consequence of a new sale of the Vehicle to a different Bidder for a different amount, the Seller shall do so within 5 (five) days from Fleequid's request; in the event of delay attributable to the Seller, the same daily penalty shall apply, which Fleequid shall be entitled to set off or deduct from subsequent sums due. The provisions of Arts. 15 and 16.2 relating to restitution, tax documentation and the further formalities necessary for the performance or reinstatement of the transaction remain unaffected.</w:t>
       </w:r>
     </w:p>
     <w:p>
@@ -10692,7 +10692,7 @@
           <w:sz w:val="20"/>
           <w:szCs w:val="20"/>
         </w:rPr>
-        <w:t>Fleequid is entitled to terminate, in whole or in part, pursuant to Art. 1456 of the Italian Civil Code, the contractual relationship relating to the purchase of the Vehicle from the Seller, by written notice declaring its intention to rely on this express termination clause, and to proceed with the Cancellation of the Sale pursuant to Art. 14, where the Seller: a) has created or allowed the creation of Encumbrances on the Vehicle in addition to those declared, or has failed to remove them within the time limits provided for in Art. 8.3; b) is unable to ensure the unencumbered transfer of the Vehicle because the net proceeds due to it prove insufficient to satisfy the creditors entitled to the release of the asset and the further amounts due in relation to the transaction, or because the beneficiaries of the Encumbrances refuse the release or the unencumbered sale; c) has provided, during the registration process, in submitting the Offer to Sell or thereafter, false, inaccurate, fraudulent, outdated or incomplete information or documents relevant to the specific transaction; d) breaches the obligations provided for in these General Terms and Conditions concerning ownership, availability, custody and preservation of the Vehicle, truthfulness of information, documentation, exclusivity, transfer of ownership, delivery, environmental legislation or third-party rights; e) breaches mandatory rules or administrative provisions applicable to the marketing, transfer or management of the Vehicle, or third-party rights, in such a way as to prejudice the continuation of the transaction or render it risky; f) refuses or fails to transfer ownership of the Vehicle or to carry out the acts or formalities or provide the cooperation necessary for the registration of the Vehicle in, or its transfer into, the name of Fleequid, or is in breach of the obligation to make it available or deliver it as provided for in these General Terms and Conditions. Fleequid further retains the right to suspend the transaction or the marketing of the Vehicle and to adopt the measures reasonably necessary where this is appropriate to prevent fraud, protect the security of the Marketplace, of Fleequid, of the Buyer or of third parties, verify situations of risk, carry out investigations or ensure compliance with the applicable legislation, including environmental legislation; the adoption of such measures is precautionary in nature and does not in itself entail the exercise of the express termination clause or the application of the penalty provided for in this paragraph, which presuppose that a breach of contract or of law attributable to the Seller has been established. In the event of termination or Cancellation on one of the grounds provided for in this paragraph, the Commissions payable by the Seller which may have already accrued pursuant to Art. 12.4, the Fees, the costs and expenses incurred by Fleequid in relation to the transaction and the further amounts accrued on a separate legal basis remain due. In the cases referred to in letters c), d), e) and f), unless the same underlying fact is already covered, for the protection of the same interest, by a specific penalty provided for in these General Terms and Conditions, including, by way of example, those referred to in Arts. 8.9, 8.11, 8.12 and 16.9, the Seller shall also pay Fleequid, by way of penalty, an amount equal to 30% of the Reserve Price determined for the first Auction relating to the Vehicle, any subsequent reductions of the Reserve Price being irrelevant, or, where no Auction with a Reserve Price has been held for the Vehicle but a Reserve Price has been set for the specific transaction, to 30% of such Reserve Price, or again, where no Reserve Price has been set for the specific transaction, to 30% of the Sale Price to the Buyer or, failing also the Sale Price to the Buyer, to 30% of the MCSP relating to the specific transaction, save as provided for in Art. 18.5 for Dealer Sales, without prejudice to compensation for any further damage. In cases where, pursuant to the preceding sentence and Art. 15.8, a specific penalty applies in place of that provided for in this paragraph, the right of termination pursuant to Art. 1456 of the Italian Civil Code and the further consequences provided for in this paragraph other than the penalty remain unaffected; the consequences provided for distinct facts or breaches may, by contrast, be cumulated, as provided for in Art. 15.8. With reference to the refusal or failure to transfer ownership of the Vehicle referred to in letter f), the penalty provided for in this paragraph does not apply in respect of the same fact even before the conditions constituting the refusal provided for in Art. 8.11 are met; once such conditions are met, the specific penalty provided for in Art. 8.11 applies, the right of termination pursuant to Art. 1456 of the Italian Civil Code and the further consequences provided for in this paragraph other than the penalty remaining unaffected.</w:t>
+        <w:t>Fleequid is entitled to terminate, in whole or in part, pursuant to Art. 1456 of the Italian Civil Code, the contractual relationship relating to the purchase of the Vehicle from the Seller, by written notice declaring its intention to rely on this express termination clause, and to proceed with the Cancellation of the Sale pursuant to Art. 14, where the Seller: a) has created or allowed the creation of Encumbrances on the Vehicle in addition to those declared, or has failed to remove them within the time limits provided for in Art. 8.3; b) is unable to ensure the unencumbered transfer of the Vehicle because the net proceeds due to it prove insufficient to satisfy the creditors entitled to the release of the asset and the further amounts due in relation to the transaction, or because the beneficiaries of the Encumbrances refuse the release or the unencumbered sale; c) has provided, during the registration process, in submitting the Offer to Sell or thereafter, false, inaccurate, fraudulent, outdated or incomplete information or documents relevant to the specific transaction; d) breaches the obligations provided for in these General Terms and Conditions concerning ownership, availability, custody and preservation of the Vehicle, truthfulness of information, documentation, exclusivity, transfer of ownership, delivery, environmental legislation or third-party rights; e) breaches mandatory rules or administrative provisions applicable to the marketing, transfer or management of the Vehicle, or third-party rights, in such a way as to prejudice the continuation of the transaction or render it risky; f) refuses or fails to transfer ownership of the Vehicle or to carry out the acts or formalities or provide the cooperation necessary for the registration of the Vehicle in, or its transfer into, the name of Fleequid, or is in breach of the obligation to make it available or deliver it as provided for in these General Terms and Conditions. Fleequid further retains the right to suspend the transaction or the marketing of the Vehicle and to adopt the measures reasonably necessary where this is appropriate to prevent fraud, protect the security of the Marketplace, of Fleequid, of the Buyer or of third parties, verify situations of risk, carry out investigations or ensure compliance with the applicable legislation, including environmental legislation; the adoption of such measures is precautionary in nature and does not in itself entail the exercise of the express termination clause or the application of the penalty provided for in this paragraph, which presuppose that a breach of contract or of law attributable to the Seller has been established. In the event of termination or Cancellation on one of the grounds provided for in this paragraph, the Commissions payable by the Seller which may have already accrued pursuant to Art. 12.4, the Fees, the costs and expenses incurred by Fleequid in relation to the transaction and the further amounts accrued on a separate legal basis remain due. In the cases referred to in letters c), d), e) and f), unless the same underlying fact is already covered, for the protection of the same interest, by a specific penalty provided for in these General Terms and Conditions, including, by way of example, those referred to in Arts. 8.9, 8.11, 8.12 and 16.9, the Seller shall also pay Fleequid, by way of penalty, an amount equal to 30% of the Reserve Price determined for the first Auction relating to the Vehicle, any subsequent reductions of the Reserve Price being irrelevant, or, where no Auction with a Reserve Price has been held for the Vehicle but a Reserve Price has been set for the specific transaction, to 30% of such Reserve Price, or again, where no Reserve Price has been set for the specific transaction, to 30% of the Sale Price to the Buyer or, failing also the Sale Price to the Buyer, to 30% of the MCSP relating to the specific transaction, save as provided for in Art. 18.5 for Dealer Sales, without prejudice to compensation for any further damage. In cases where, pursuant to the preceding sentence and Art. 15.8, a specific penalty applies in place of that provided for in this paragraph, the right of termination pursuant to Art. 1456 of the Italian Civil Code and the further consequences provided for in this paragraph other than the penalty remain unaffected; the consequences provided for distinct facts or breaches may, by contrast, be cumulated, as provided for in Art. 15.8. With reference to the refusal or failure to transfer ownership of the Vehicle referred to in letter f), the penalty provided for in this paragraph does not apply in respect of the same fact even before the conditions constituting the refusal provided for in Art. 8.11 are met; once such conditions are met, the specific penalty provided for in Art. 8.11, letter a), applies, the right of termination pursuant to Art. 1456 of the Italian Civil Code and the further consequences provided for in this paragraph other than the penalty remaining unaffected.</w:t>
       </w:r>
     </w:p>
     <w:p>
@@ -11047,7 +11047,7 @@
           <w:sz w:val="20"/>
           <w:szCs w:val="20"/>
         </w:rPr>
-        <w:t>In Dealer Sales the Seller shall, at Fleequid's request, issue to Fleequid the invoice relating to the sale of the Vehicle within 5 (five) days from the request, in accordance with the details and instructions communicated by Fleequid. The invoice is issued with reference to the Purchase Price agreed pursuant to Art. 18.3, plus VAT where applicable and any further amounts relating exclusively to the relevant sale relationship. In the event of delay attributable to the Seller in issuing or transmitting the invoice, the Seller shall pay Fleequid a penalty of €150.00 (EUR one hundred and fifty/00) for each day of delay and for each Vehicle concerned, until performance, without prejudice to compensation for any further damage. Where it becomes necessary to issue a credit note or a reversal or correction document, or to reissue the invoice, the Seller shall do so within 5 (five) days from Fleequid's request, the same penalty applying in the event of delay. The invoicing by Fleequid to the Buyer, governed by Art. 16.2, remains separate and independent.</w:t>
+        <w:t>In Dealer Sales the Seller shall, at Fleequid's request, issue to Fleequid the invoice relating to the sale of the Vehicle within 5 (five) days from the request, in accordance with the details and instructions communicated by Fleequid. The invoice is issued with reference to the Purchase Price agreed pursuant to Art. 18.3, plus VAT where applicable and any further amounts relating exclusively to the relevant sale relationship. In the event of delay in issuing or transmitting the invoice, the Seller shall pay Fleequid a penalty of €150.00 (EUR one hundred and fifty/00) for each day of delay and for each Vehicle concerned, until performance, without prejudice to compensation for any further damage. Where it becomes necessary to issue a credit note or a reversal or correction document, or to reissue the invoice, the Seller shall do so within 5 (five) days from Fleequid's request, the same penalty applying in the event of delay. The invoicing by Fleequid to the Buyer, governed by Art. 16.2, remains separate and independent.</w:t>
       </w:r>
     </w:p>
     <w:p>
@@ -11075,7 +11075,7 @@
           <w:sz w:val="20"/>
           <w:szCs w:val="20"/>
         </w:rPr>
-        <w:t>In the purchase relationship between the Seller and Fleequid, the representations, warranties and obligations of indemnity, reimbursement and recourse imposed on the Seller by these General Terms and Conditions, including those provided for in Arts. 8.3, 8.12, 8.13 and 19.6, remain fully unaffected, as do the rules on notification and the related time limits referred to in Art. 17.7 and the express termination clause and the financial consequences referred to in Art. 17.8, which apply to the purchase contract concluded by Fleequid in Dealer Sales; for the purposes of determining the penalty provided for in Art. 17.8, where neither a Reserve Price nor a Sale Price to the Buyer exists for the Vehicle, as may occur in particular in the purchase for stock, the final subsidiary basis is, in place of the MCSP, the Purchase Price due from Fleequid to the Seller. The purchase of the Vehicle by Fleequid neither extinguishes nor reduces such protections. The indemnity referred to in Art. 8.13 expressly operates also with reference to claims brought by the Buyer against Fleequid as substantial seller, as well as to the sums, costs, repairs, expenses, charges and damages that Fleequid incurs in that capacity for acts, defects, faults, omissions or breaches attributable to the Seller, with a right of recourse and of full reimbursement against the Seller. Where a non-conformity, a defect, damage or other circumstance attributable to the Seller emerges or is notified by the Buyer after the resale of the Vehicle, Fleequid retains the right to assert it against the Seller within the time limits provided for in Art. 17.7, running, where the fact was not already previously known to Fleequid, from its discovery or from receipt of the Buyer's complaint. Payment of the Purchase Price, the taking of delivery of the Vehicle by Fleequid or by persons appointed by it and the subsequent resale to the Buyer do not entail any waiver of the rights of indemnity, recourse or reimbursement or of the further remedies available to Fleequid against the Seller.</w:t>
+        <w:t>In the purchase relationship between the Seller and Fleequid, the representations, warranties and obligations of indemnity, reimbursement and recourse imposed on the Seller by these General Terms and Conditions, including those provided for in Arts. 8.3, 8.12, 8.13 and 19.6, remain fully unaffected, as do the rules on notification and the related time limits referred to in Art. 17.7 and the express termination clause and the financial consequences referred to in Art. 17.8, which apply to the purchase contract concluded by Fleequid in Dealer Sales; for the purposes of determining the penalty provided for in Art. 17.8, where neither a Reserve Price nor a Sale Price to the Buyer exists for the Vehicle, as may occur in particular in the purchase for stock, the final subsidiary basis is, in place of the MCSP, the Purchase Price due from Fleequid to the Seller. The purchase of the Vehicle by Fleequid neither extinguishes nor reduces such protections. The indemnity referred to in Art. 8.13 expressly operates also with reference to claims brought by the Buyer against Fleequid as substantial seller, as well as to the sums, costs, repairs, expenses, charges and damages that Fleequid incurs in that capacity for acts, defects, faults, omissions or breaches attributable to the Seller, with a right of recourse and of full reimbursement against the Seller. Where a non-conformity, a defect, damage to the Vehicle or other circumstance attributable to the Seller emerges, or is notified by the Buyer, after the resale of the Vehicle, Fleequid retains the right to assert it against the Seller within the time limits provided for in Art. 17.7, running, where the fact was not already previously known to Fleequid, from its discovery or from receipt of the Buyer's complaint. Payment of the Purchase Price, the taking of delivery of the Vehicle by Fleequid or by persons appointed by it and the subsequent resale to the Buyer do not entail any waiver of the rights of indemnity, recourse or reimbursement or of the further remedies available to Fleequid against the Seller.</w:t>
       </w:r>
     </w:p>
     <w:p>
@@ -11479,7 +11479,7 @@
           <w:sz w:val="20"/>
           <w:szCs w:val="20"/>
         </w:rPr>
-        <w:t>Before placing the Bid, the Buyer is required to examine, with the diligence required by its professional status, the Listing, the Technical Specifications, the TrustReport where available, the photographs, the documentation and any other information made available in relation to the Vehicle, and to avail itself, where made available by Fleequid or by the Seller, of the opportunity to view, inspect and test the Vehicle. Faults, defects, non-conformities, conditions of use, wear and tear, lack of conformity or shortcomings — including those concerning parts that are not immediately visible or not easily accessible — which were apparent from the information or documentation made available, or which the Buyer could have discovered by examining the same or by availing itself of any opportunity to inspect and test the Vehicle, may not be classified as hidden defects and may not found claims for warranty, price reduction, indemnification or compensation. Failure to carry out the inspection or the test, which are always offered by Fleequid, is at the Buyer's risk and may not result in any extension of the applicable warranty regime. The duty of examination and inspection provided for in this paragraph applies in all Sales Models and in all methods of performance.</w:t>
+        <w:t>Before placing the Bid, the Buyer is required to examine, with the diligence required by its professional status, the Listing, the Technical Specifications, the TrustReport where available, the photographs, the documentation and any other information made available in relation to the Vehicle, and to avail itself of the opportunity to view, inspect and test the Vehicle. Faults, defects, non-conformities, conditions of use, wear and tear, lack of conformity or shortcomings — including those concerning parts that are not immediately visible or not easily accessible — which were apparent from the information or documentation made available, or which the Buyer could have discovered by examining the same or by availing itself of the opportunity to inspect and test the Vehicle, may not be classified as hidden defects and may not found claims for warranty, price reduction, indemnification or compensation. Failure to carry out the inspection or the test, which are always offered by Fleequid, is at the Buyer's risk and may not result in any extension of the applicable warranty regime. The duty of examination and inspection provided for in this paragraph applies in all Sales Models and in all methods of performance.</w:t>
       </w:r>
     </w:p>
     <w:p>
@@ -11892,10 +11892,19 @@
       <w:r>
         <w:rPr>
           <w:rFonts w:ascii="Verdana" w:hAnsi="Verdana"/>
-          <w:sz w:val="20"/>
-          <w:szCs w:val="20"/>
-        </w:rPr>
-        <w:t>Commission Sale with Fleequid acting as a Pure Intermediary. Where Fleequid acts pursuant to Art. 2.6, the sale and the related warranty relationship operate directly and exclusively between the Seller and the Buyer, within the limits, with the exclusions and in accordance with the contractual time limits provided for in this article, which the Seller and the Buyer expressly agree to apply also to their direct relationship. Fleequid does not purchase the Vehicle, does not acquire the status of seller and is not liable for its conformity, its qualities, its faults or defects, nor for the performance of the Seller's warranty obligations. The Seller and the Buyer, each to the extent of its own responsibility, undertake to indemnify and hold harmless Fleequid against any claim, action, objection, request for warranty, restitution, price reduction, indemnification or compensation, as well as the related costs and expenses, concerning the Vehicle or the related sale. The linking clause referred to in Art. 21 shall not apply, since Fleequid is not a party to the sale.</w:t>
+          <w:b/>
+          <w:sz w:val="20"/>
+          <w:szCs w:val="20"/>
+        </w:rPr>
+        <w:t>Commission Sale with Fleequid acting as a Pure Intermediary</w:t>
+      </w:r>
+      <w:r>
+        <w:rPr>
+          <w:rFonts w:ascii="Verdana" w:hAnsi="Verdana"/>
+          <w:sz w:val="20"/>
+          <w:szCs w:val="20"/>
+        </w:rPr>
+        <w:t>. Where Fleequid acts pursuant to Art. 2.6, the sale and the related warranty relationship operate directly and exclusively between the Seller and the Buyer, within the limits, with the exclusions and in accordance with the contractual time limits provided for in this article, which the Seller and the Buyer expressly agree to apply also to their direct relationship. Fleequid does not purchase the Vehicle, does not acquire the status of seller and is not liable for its conformity, its qualities, its faults or defects, nor for the performance of the Seller's warranty obligations. The Seller and the Buyer, each to the extent of its own responsibility, undertake to indemnify and hold harmless Fleequid against any claim, action, objection, request for warranty, restitution, price reduction, indemnification or compensation, as well as the related costs and expenses, concerning the Vehicle or the related sale. The linking clause referred to in Art. 21 shall not apply, since Fleequid is not a party to the sale.</w:t>
       </w:r>
     </w:p>
     <w:p>
@@ -11929,7 +11938,7 @@
           <w:sz w:val="20"/>
           <w:szCs w:val="20"/>
         </w:rPr>
-        <w:t>. In sales concluded under Dealer Sales, Fleequid has the status of substantial seller vis-à-vis the Buyer, but the warranty is exclusively that resulting from the agreement between Professionals contained in this article, with all the exclusions, limitations, preconditions and forfeitures provided for therein. No further warranty, express or implied, may be regarded as given by Fleequid unless it is specifically undertaken in writing in the individual transaction. Faults, defects or non-conformities must be notified, under penalty of forfeiture, within the time limits and in the manner provided for in Art. 20.2 and in any event within 30 (thirty) days from delivery and on condition that the Vehicle has not subsequently travelled more than 1,000 (one thousand) km, time limits which the Parties expressly agree constitute contractual forfeiture time limits pursuant to Art. 1495 of the Italian Civil Code. The provisions of Art. 16.12 on apparent faults, damage and non-conformities detectable at the time of delivery also remain unaffected. Any liability of Fleequid may under no circumstances extend beyond the warranty regime expressly agreed, without prejudice to the warranties, indemnities, reimbursement obligations and rights of recourse available to Fleequid against the original Seller pursuant to Arts. 8.13, 18.5 and 19.6. The linking clause referred to in Art. 21 does not apply to Dealer Sales and the related rules are not capable of being applied by analogy.</w:t>
+        <w:t>. In sales concluded under Dealer Sales, Fleequid has the status of substantial seller vis-à-vis the Buyer, but the warranty is exclusively that resulting from the agreement between Professionals contained in this article, with all the exclusions, limitations, preconditions and forfeitures provided for therein. No further warranty, express or implied, may be regarded as given by Fleequid unless it is specifically undertaken in writing in the individual transaction. Faults, defects or non-conformities must be notified, under penalty of forfeiture, within the time limits and in the manner provided for in Art. 20.2 and in any event within 30 (thirty) calendar days from delivery and on condition that the Vehicle has not subsequently travelled more than 1,000 (one thousand) km, time limits which the Parties expressly agree constitute contractual forfeiture time limits pursuant to Art. 1495 of the Italian Civil Code. The provisions of Art. 16.12 on apparent faults, damage and non-conformities detectable at the time of delivery also remain unaffected. Any liability of Fleequid may under no circumstances extend beyond the warranty regime expressly agreed, without prejudice to the warranties, indemnities, reimbursement obligations and rights of recourse available to Fleequid against the original Seller pursuant to Arts. 8.13, 18.5 and 19.6. The linking clause referred to in Art. 21 does not apply to Dealer Sales and the related rules are not capable of being applied by analogy.</w:t>
       </w:r>
     </w:p>
     <w:p>
@@ -12101,7 +12110,7 @@
           <w:sz w:val="20"/>
           <w:szCs w:val="20"/>
         </w:rPr>
-        <w:t>, or by any other means providing proof of delivery to Fleequid. Non-conformities, faults and defects detectable at the time of delivery must first be reported in accordance with Art. 16.12. Under penalty of forfeiture, the complaint shall reach Fleequid no later than 30 (thirty) days from the date of delivery and before the Vehicle has travelled a further 1,000 (one thousand) km. The complaint shall contain the information and documentation, including photographic evidence, necessary to assess the matter complained of; Fleequid may request further documents or clarifications, which the Buyer is required to provide within 5 (five) days of the request. In the event of failure to comply with the aforesaid time limits or with the required methods, Fleequid may decline to process the complaint and close it, and is not required to consider complaints submitted in breach of the time limits, methods or information requirements provided for. The time limits provided for in this paragraph operate as contractual forfeiture time limits in all Sales Models, subject to the reservation set out in Art. 19.8 and without prejudice, in the relationship between Fleequid and the Seller, to the different notification time limits provided for in Arts. 17.7 and 18.5.</w:t>
+        <w:t>, or by any other means providing proof of delivery to Fleequid. Non-conformities, faults and defects detectable at the time of delivery must first be reported in accordance with Art. 16.12. Under penalty of forfeiture, the complaint shall reach Fleequid no later than 30 (thirty) calendar days from the date of delivery and before the Vehicle has travelled a further 1,000 (one thousand) km. The complaint shall contain the information and documentation, including photographic evidence, necessary to assess the matter complained of; Fleequid may request further documents or clarifications, which the Buyer is required to provide within 5 (five) days of the request. In the event of failure to comply with the aforesaid time limits or with the required methods, Fleequid may decline to process the complaint and close it, and is not required to consider complaints submitted in breach of the time limits, methods or information requirements provided for. The time limits provided for in this paragraph operate as contractual forfeiture time limits in all Sales Models, subject to the reservation set out in Art. 19.8 and without prejudice, in the relationship between Fleequid and the Seller, to the different notification time limits provided for in Arts. 17.7 and 18.5.</w:t>
       </w:r>
     </w:p>
     <w:p>
@@ -12595,7 +12604,7 @@
           <w:sz w:val="20"/>
           <w:szCs w:val="20"/>
         </w:rPr>
-        <w:t>For the purposes of Art. 12.2 the Specific Terms and Conditions may attribute to an irrevocable undertaking of the Financier, meeting the requirements provided for therein, an effect equivalent to full performance of the payment obligation, identifying the moment from which such effect arises. In the absence of such express provision, only the payments actually received by the respective recipients are relevant.</w:t>
+        <w:t>For the purposes of Art. 12.2 the Specific Terms and Conditions may attribute to an irrevocable undertaking of the Financier, meeting the requirements provided for in the same Specific Terms and Conditions, an effect equivalent to full performance of the payment obligation, identifying the moment from which such effect arises. In the absence of such express provision, only the payments actually received by the respective recipients are relevant.</w:t>
       </w:r>
     </w:p>
     <w:p>
@@ -13016,7 +13025,7 @@
           <w:sz w:val="20"/>
           <w:szCs w:val="20"/>
         </w:rPr>
-        <w:t>22077 Olgiate Comasco (CO),</w:t>
+        <w:t>22077 Olgiate Comasco (CO)</w:t>
       </w:r>
     </w:p>
     <w:p>
@@ -13559,7 +13568,7 @@
           <w:sz w:val="20"/>
           <w:szCs w:val="20"/>
         </w:rPr>
-        <w:t>Art. 13 (Deferred Sale: advance payment and Vehicle temporarily in use by the Seller)</w:t>
+        <w:t>Art. 13 (Deferred Sale: Advance Payment and Vehicle temporarily in use by the Seller)</w:t>
       </w:r>
       <w:r>
         <w:rPr>
